--- a/review1/response-to-reviewers.docx
+++ b/review1/response-to-reviewers.docx
@@ -391,7 +391,7 @@
         <w:t xml:space="preserve">“Tables, table captions and figure captions are in the same font as regular text”</w:t>
       </w:r>
       <w:r>
-        <w:t xml:space="preserve">. The abstract is block indented 4.5 cm from both margins and has been shortened to 189 words, within the 200-word limit. Keywords are italicised.</w:t>
+        <w:t xml:space="preserve">. The abstract is block indented to 4.45 cm (1.75 in) from the page edge, matching the template’s own abstract paragraph, and has been shortened to 189 words, within the 200-word limit. Keywords are italicised.</w:t>
       </w:r>
     </w:p>
     <w:p>
